--- a/_materials/dogovor-pacienta/out/Дополнительное-соглашение-об-изменении-плана-лечения.docx
+++ b/_materials/dogovor-pacienta/out/Дополнительное-соглашение-об-изменении-плана-лечения.docx
@@ -167,7 +167,7 @@
       </w:tr>
       <w:tr>
         <w:trPr>
-          <w:trHeight w:val="329"/>
+          <w:trHeight w:val="283"/>
         </w:trPr>
         <w:tc>
           <w:tcPr>
@@ -214,7 +214,7 @@
       </w:tr>
       <w:tr>
         <w:trPr>
-          <w:trHeight w:val="329"/>
+          <w:trHeight w:val="283"/>
         </w:trPr>
         <w:tc>
           <w:tcPr>
@@ -261,7 +261,7 @@
       </w:tr>
       <w:tr>
         <w:trPr>
-          <w:trHeight w:val="329"/>
+          <w:trHeight w:val="283"/>
         </w:trPr>
         <w:tc>
           <w:tcPr>
@@ -310,7 +310,7 @@
     <w:p>
       <w:pPr>
         <w:keepNext w:val="0"/>
-        <w:spacing w:after="100"/>
+        <w:spacing w:after="60"/>
         <w:jc w:val="both"/>
       </w:pPr>
       <w:r>
@@ -423,7 +423,7 @@
       </w:tblGrid>
       <w:tr>
         <w:trPr>
-          <w:trHeight w:val="624"/>
+          <w:trHeight w:val="482"/>
         </w:trPr>
         <w:tc>
           <w:tcPr>
@@ -472,7 +472,7 @@
     <w:p>
       <w:pPr>
         <w:keepNext w:val="0"/>
-        <w:spacing w:after="100"/>
+        <w:spacing w:after="60"/>
         <w:jc w:val="both"/>
       </w:pPr>
       <w:r>
@@ -624,7 +624,7 @@
       </w:tr>
       <w:tr>
         <w:trPr>
-          <w:trHeight w:val="351"/>
+          <w:trHeight w:val="317"/>
         </w:trPr>
         <w:tc>
           <w:tcPr>
@@ -684,7 +684,7 @@
       </w:tr>
       <w:tr>
         <w:trPr>
-          <w:trHeight w:val="351"/>
+          <w:trHeight w:val="317"/>
         </w:trPr>
         <w:tc>
           <w:tcPr>
@@ -744,7 +744,7 @@
       </w:tr>
       <w:tr>
         <w:trPr>
-          <w:trHeight w:val="351"/>
+          <w:trHeight w:val="317"/>
         </w:trPr>
         <w:tc>
           <w:tcPr>
@@ -804,7 +804,7 @@
       </w:tr>
       <w:tr>
         <w:trPr>
-          <w:trHeight w:val="351"/>
+          <w:trHeight w:val="317"/>
         </w:trPr>
         <w:tc>
           <w:tcPr>
@@ -864,7 +864,7 @@
       </w:tr>
       <w:tr>
         <w:trPr>
-          <w:trHeight w:val="351"/>
+          <w:trHeight w:val="317"/>
         </w:trPr>
         <w:tc>
           <w:tcPr>
@@ -924,127 +924,7 @@
       </w:tr>
       <w:tr>
         <w:trPr>
-          <w:trHeight w:val="351"/>
-        </w:trPr>
-        <w:tc>
-          <w:tcPr>
-            <w:tcW w:type="dxa" w:w="567"/>
-          </w:tcPr>
-          <w:p>
-            <w:pPr>
-              <w:spacing w:after="0"/>
-            </w:pPr>
-            <w:r/>
-          </w:p>
-        </w:tc>
-        <w:tc>
-          <w:tcPr>
-            <w:tcW w:type="dxa" w:w="2608"/>
-          </w:tcPr>
-          <w:p>
-            <w:pPr>
-              <w:spacing w:after="0"/>
-            </w:pPr>
-            <w:r/>
-          </w:p>
-        </w:tc>
-        <w:tc>
-          <w:tcPr>
-            <w:tcW w:type="dxa" w:w="3628"/>
-          </w:tcPr>
-          <w:p>
-            <w:pPr>
-              <w:spacing w:after="0"/>
-            </w:pPr>
-            <w:r/>
-          </w:p>
-        </w:tc>
-        <w:tc>
-          <w:tcPr>
-            <w:tcW w:type="dxa" w:w="1020"/>
-          </w:tcPr>
-          <w:p>
-            <w:pPr>
-              <w:spacing w:after="0"/>
-            </w:pPr>
-            <w:r/>
-          </w:p>
-        </w:tc>
-        <w:tc>
-          <w:tcPr>
-            <w:tcW w:type="dxa" w:w="1814"/>
-          </w:tcPr>
-          <w:p>
-            <w:pPr>
-              <w:spacing w:after="0"/>
-            </w:pPr>
-            <w:r/>
-          </w:p>
-        </w:tc>
-      </w:tr>
-      <w:tr>
-        <w:trPr>
-          <w:trHeight w:val="351"/>
-        </w:trPr>
-        <w:tc>
-          <w:tcPr>
-            <w:tcW w:type="dxa" w:w="567"/>
-          </w:tcPr>
-          <w:p>
-            <w:pPr>
-              <w:spacing w:after="0"/>
-            </w:pPr>
-            <w:r/>
-          </w:p>
-        </w:tc>
-        <w:tc>
-          <w:tcPr>
-            <w:tcW w:type="dxa" w:w="2608"/>
-          </w:tcPr>
-          <w:p>
-            <w:pPr>
-              <w:spacing w:after="0"/>
-            </w:pPr>
-            <w:r/>
-          </w:p>
-        </w:tc>
-        <w:tc>
-          <w:tcPr>
-            <w:tcW w:type="dxa" w:w="3628"/>
-          </w:tcPr>
-          <w:p>
-            <w:pPr>
-              <w:spacing w:after="0"/>
-            </w:pPr>
-            <w:r/>
-          </w:p>
-        </w:tc>
-        <w:tc>
-          <w:tcPr>
-            <w:tcW w:type="dxa" w:w="1020"/>
-          </w:tcPr>
-          <w:p>
-            <w:pPr>
-              <w:spacing w:after="0"/>
-            </w:pPr>
-            <w:r/>
-          </w:p>
-        </w:tc>
-        <w:tc>
-          <w:tcPr>
-            <w:tcW w:type="dxa" w:w="1814"/>
-          </w:tcPr>
-          <w:p>
-            <w:pPr>
-              <w:spacing w:after="0"/>
-            </w:pPr>
-            <w:r/>
-          </w:p>
-        </w:tc>
-      </w:tr>
-      <w:tr>
-        <w:trPr>
-          <w:trHeight w:val="351"/>
+          <w:trHeight w:val="317"/>
         </w:trPr>
         <w:tc>
           <w:tcPr>
@@ -1106,7 +986,7 @@
     <w:p>
       <w:pPr>
         <w:keepNext w:val="0"/>
-        <w:spacing w:after="100"/>
+        <w:spacing w:after="60"/>
         <w:jc w:val="both"/>
       </w:pPr>
       <w:r>
@@ -1140,7 +1020,7 @@
       </w:tblGrid>
       <w:tr>
         <w:trPr>
-          <w:trHeight w:val="329"/>
+          <w:trHeight w:val="283"/>
         </w:trPr>
         <w:tc>
           <w:tcPr>
@@ -1187,7 +1067,7 @@
       </w:tr>
       <w:tr>
         <w:trPr>
-          <w:trHeight w:val="482"/>
+          <w:trHeight w:val="283"/>
         </w:trPr>
         <w:tc>
           <w:tcPr>
@@ -1234,7 +1114,7 @@
       </w:tr>
       <w:tr>
         <w:trPr>
-          <w:trHeight w:val="329"/>
+          <w:trHeight w:val="283"/>
         </w:trPr>
         <w:tc>
           <w:tcPr>
@@ -1283,7 +1163,7 @@
     <w:p>
       <w:pPr>
         <w:keepNext w:val="0"/>
-        <w:spacing w:after="120"/>
+        <w:spacing w:after="80"/>
         <w:jc w:val="both"/>
       </w:pPr>
       <w:r>
@@ -1869,7 +1749,7 @@
     <w:qFormat/>
     <w:rsid w:val="00FC693F"/>
     <w:pPr>
-      <w:spacing w:after="60" w:line="264" w:lineRule="auto"/>
+      <w:spacing w:after="40" w:line="247" w:lineRule="auto"/>
     </w:pPr>
     <w:rPr>
       <w:rFonts w:ascii="Times New Roman" w:hAnsi="Times New Roman" w:eastAsia="Times New Roman"/>

--- a/_materials/dogovor-pacienta/out/Дополнительное-соглашение-об-изменении-плана-лечения.docx
+++ b/_materials/dogovor-pacienta/out/Дополнительное-соглашение-об-изменении-плана-лечения.docx
@@ -1292,7 +1292,7 @@
     </w:tbl>
     <w:sectPr>
       <w:footerReference w:type="default" r:id="rId9"/>
-      <w:pgSz w:w="12240" w:h="15840"/>
+      <w:pgSz w:w="11906" w:h="16838"/>
       <w:pgMar w:top="1020" w:right="850" w:bottom="907" w:left="1134" w:header="720" w:footer="720" w:gutter="0"/>
       <w:cols w:space="720"/>
       <w:docGrid w:linePitch="360"/>
